--- a/templates/two_employees.docx
+++ b/templates/two_employees.docx
@@ -310,14 +310,23 @@
           <w:rtl w:val="0"/>
           <w:lang w:val="fr-FR"/>
         </w:rPr>
-        <w:t>position</w:t>
-      </w:r>
-      <w:r>
-        <w:rPr>
-          <w:rFonts w:ascii="Times New Roman" w:hAnsi="Times New Roman"/>
-          <w:shd w:val="clear" w:color="auto" w:fill="ffffff"/>
-          <w:rtl w:val="0"/>
-          <w:lang w:val="fr-FR"/>
+        <w:t>position_1</w:t>
+      </w:r>
+      <w:r>
+        <w:rPr>
+          <w:rFonts w:ascii="Times New Roman" w:hAnsi="Times New Roman"/>
+          <w:shd w:val="clear" w:color="auto" w:fill="ffffff"/>
+          <w:rtl w:val="0"/>
+          <w:lang w:val="en-US"/>
+        </w:rPr>
+        <w:t>}} {{full_name</w:t>
+      </w:r>
+      <w:r>
+        <w:rPr>
+          <w:rFonts w:ascii="Times New Roman" w:hAnsi="Times New Roman"/>
+          <w:shd w:val="clear" w:color="auto" w:fill="ffffff"/>
+          <w:rtl w:val="0"/>
+          <w:lang w:val="en-US"/>
         </w:rPr>
         <w:t>_1</w:t>
       </w:r>
@@ -328,7 +337,79 @@
           <w:rtl w:val="0"/>
           <w:lang w:val="en-US"/>
         </w:rPr>
-        <w:t>}} {{employee_name</w:t>
+        <w:t>}}</w:t>
+      </w:r>
+      <w:r>
+        <w:rPr>
+          <w:rFonts w:ascii="Times New Roman" w:hAnsi="Times New Roman"/>
+          <w:shd w:val="clear" w:color="auto" w:fill="ffffff"/>
+          <w:rtl w:val="0"/>
+          <w:lang w:val="ru-RU"/>
+        </w:rPr>
+        <w:t xml:space="preserve">, </w:t>
+      </w:r>
+      <w:r>
+        <w:rPr>
+          <w:rFonts w:ascii="Times New Roman" w:hAnsi="Times New Roman" w:hint="default"/>
+          <w:shd w:val="clear" w:color="auto" w:fill="ffffff"/>
+          <w:rtl w:val="0"/>
+          <w:lang w:val="ru-RU"/>
+        </w:rPr>
+        <w:t>паспорт РФ</w:t>
+      </w:r>
+      <w:r>
+        <w:rPr>
+          <w:rFonts w:ascii="Times New Roman" w:hAnsi="Times New Roman"/>
+          <w:shd w:val="clear" w:color="auto" w:fill="ffffff"/>
+          <w:rtl w:val="0"/>
+          <w:lang w:val="ru-RU"/>
+        </w:rPr>
+        <w:t xml:space="preserve">, </w:t>
+      </w:r>
+      <w:r>
+        <w:rPr>
+          <w:rFonts w:ascii="Times New Roman" w:hAnsi="Times New Roman" w:hint="default"/>
+          <w:shd w:val="clear" w:color="auto" w:fill="ffffff"/>
+          <w:rtl w:val="0"/>
+          <w:lang w:val="ru-RU"/>
+        </w:rPr>
+        <w:t>выдан</w:t>
+      </w:r>
+      <w:r>
+        <w:rPr>
+          <w:rFonts w:ascii="Times New Roman" w:hAnsi="Times New Roman"/>
+          <w:shd w:val="clear" w:color="auto" w:fill="ffffff"/>
+          <w:rtl w:val="0"/>
+          <w:lang w:val="ru-RU"/>
+        </w:rPr>
+        <w:t xml:space="preserve">, </w:t>
+      </w:r>
+      <w:r>
+        <w:rPr>
+          <w:rFonts w:ascii="Times New Roman" w:hAnsi="Times New Roman" w:hint="default"/>
+          <w:shd w:val="clear" w:color="auto" w:fill="ffffff"/>
+          <w:rtl w:val="0"/>
+          <w:lang w:val="ru-RU"/>
+        </w:rPr>
+        <w:t>проживающий по адресу</w:t>
+      </w:r>
+      <w:r>
+        <w:rPr>
+          <w:rFonts w:ascii="Times New Roman" w:hAnsi="Times New Roman"/>
+          <w:shd w:val="clear" w:color="auto" w:fill="ffffff"/>
+          <w:rtl w:val="0"/>
+          <w:lang w:val="ru-RU"/>
+        </w:rPr>
+        <w:t xml:space="preserve">, </w:t>
+      </w:r>
+      <w:r>
+        <w:rPr>
+          <w:rFonts w:ascii="Times New Roman" w:hAnsi="Times New Roman" w:hint="default"/>
+          <w:shd w:val="clear" w:color="auto" w:fill="ffffff"/>
+          <w:rtl w:val="0"/>
+          <w:lang w:val="ru-RU"/>
+        </w:rPr>
+        <w:t xml:space="preserve">в соответствии с Трудовым договором от </w:t>
       </w:r>
       <w:r>
         <w:rPr>
@@ -337,7 +418,16 @@
           <w:rtl w:val="0"/>
           <w:lang w:val="en-US"/>
         </w:rPr>
-        <w:t>_1</w:t>
+        <w:t>{{</w:t>
+      </w:r>
+      <w:r>
+        <w:rPr>
+          <w:rFonts w:ascii="Times New Roman" w:hAnsi="Times New Roman"/>
+          <w:shd w:val="clear" w:color="auto" w:fill="ffffff"/>
+          <w:rtl w:val="0"/>
+          <w:lang w:val="ru-RU"/>
+        </w:rPr>
+        <w:t>contract_date_1</w:t>
       </w:r>
       <w:r>
         <w:rPr>
@@ -350,75 +440,12 @@
       </w:r>
       <w:r>
         <w:rPr>
-          <w:rFonts w:ascii="Times New Roman" w:hAnsi="Times New Roman"/>
-          <w:shd w:val="clear" w:color="auto" w:fill="ffffff"/>
-          <w:rtl w:val="0"/>
-          <w:lang w:val="ru-RU"/>
-        </w:rPr>
-        <w:t xml:space="preserve">, </w:t>
-      </w:r>
-      <w:r>
-        <w:rPr>
           <w:rFonts w:ascii="Times New Roman" w:hAnsi="Times New Roman" w:hint="default"/>
           <w:shd w:val="clear" w:color="auto" w:fill="ffffff"/>
           <w:rtl w:val="0"/>
           <w:lang w:val="ru-RU"/>
         </w:rPr>
-        <w:t>паспорт РФ</w:t>
-      </w:r>
-      <w:r>
-        <w:rPr>
-          <w:rFonts w:ascii="Times New Roman" w:hAnsi="Times New Roman"/>
-          <w:shd w:val="clear" w:color="auto" w:fill="ffffff"/>
-          <w:rtl w:val="0"/>
-          <w:lang w:val="ru-RU"/>
-        </w:rPr>
-        <w:t xml:space="preserve">, </w:t>
-      </w:r>
-      <w:r>
-        <w:rPr>
-          <w:rFonts w:ascii="Times New Roman" w:hAnsi="Times New Roman" w:hint="default"/>
-          <w:shd w:val="clear" w:color="auto" w:fill="ffffff"/>
-          <w:rtl w:val="0"/>
-          <w:lang w:val="ru-RU"/>
-        </w:rPr>
-        <w:t>выдан</w:t>
-      </w:r>
-      <w:r>
-        <w:rPr>
-          <w:rFonts w:ascii="Times New Roman" w:hAnsi="Times New Roman"/>
-          <w:shd w:val="clear" w:color="auto" w:fill="ffffff"/>
-          <w:rtl w:val="0"/>
-          <w:lang w:val="ru-RU"/>
-        </w:rPr>
-        <w:t xml:space="preserve">, </w:t>
-      </w:r>
-      <w:r>
-        <w:rPr>
-          <w:rFonts w:ascii="Times New Roman" w:hAnsi="Times New Roman" w:hint="default"/>
-          <w:shd w:val="clear" w:color="auto" w:fill="ffffff"/>
-          <w:rtl w:val="0"/>
-          <w:lang w:val="ru-RU"/>
-        </w:rPr>
-        <w:t>проживающий по адресу</w:t>
-      </w:r>
-      <w:r>
-        <w:rPr>
-          <w:rFonts w:ascii="Times New Roman" w:hAnsi="Times New Roman"/>
-          <w:shd w:val="clear" w:color="auto" w:fill="ffffff"/>
-          <w:rtl w:val="0"/>
-          <w:lang w:val="ru-RU"/>
-        </w:rPr>
-        <w:t xml:space="preserve">, </w:t>
-      </w:r>
-      <w:r>
-        <w:rPr>
-          <w:rFonts w:ascii="Times New Roman" w:hAnsi="Times New Roman" w:hint="default"/>
-          <w:shd w:val="clear" w:color="auto" w:fill="ffffff"/>
-          <w:rtl w:val="0"/>
-          <w:lang w:val="ru-RU"/>
-        </w:rPr>
-        <w:t xml:space="preserve">в соответствии с Трудовым договором от </w:t>
+        <w:t xml:space="preserve"> года № </w:t>
       </w:r>
       <w:r>
         <w:rPr>
@@ -436,61 +463,7 @@
           <w:rtl w:val="0"/>
           <w:lang w:val="ru-RU"/>
         </w:rPr>
-        <w:t>contract_date</w:t>
-      </w:r>
-      <w:r>
-        <w:rPr>
-          <w:rFonts w:ascii="Times New Roman" w:hAnsi="Times New Roman"/>
-          <w:shd w:val="clear" w:color="auto" w:fill="ffffff"/>
-          <w:rtl w:val="0"/>
-          <w:lang w:val="ru-RU"/>
-        </w:rPr>
-        <w:t>_1</w:t>
-      </w:r>
-      <w:r>
-        <w:rPr>
-          <w:rFonts w:ascii="Times New Roman" w:hAnsi="Times New Roman"/>
-          <w:shd w:val="clear" w:color="auto" w:fill="ffffff"/>
-          <w:rtl w:val="0"/>
-          <w:lang w:val="en-US"/>
-        </w:rPr>
-        <w:t>}}</w:t>
-      </w:r>
-      <w:r>
-        <w:rPr>
-          <w:rFonts w:ascii="Times New Roman" w:hAnsi="Times New Roman" w:hint="default"/>
-          <w:shd w:val="clear" w:color="auto" w:fill="ffffff"/>
-          <w:rtl w:val="0"/>
-          <w:lang w:val="ru-RU"/>
-        </w:rPr>
-        <w:t xml:space="preserve"> года № </w:t>
-      </w:r>
-      <w:r>
-        <w:rPr>
-          <w:rFonts w:ascii="Times New Roman" w:hAnsi="Times New Roman"/>
-          <w:shd w:val="clear" w:color="auto" w:fill="ffffff"/>
-          <w:rtl w:val="0"/>
-          <w:lang w:val="en-US"/>
-        </w:rPr>
-        <w:t>{{</w:t>
-      </w:r>
-      <w:r>
-        <w:rPr>
-          <w:rFonts w:ascii="Times New Roman" w:hAnsi="Times New Roman"/>
-          <w:shd w:val="clear" w:color="auto" w:fill="ffffff"/>
-          <w:rtl w:val="0"/>
-          <w:lang w:val="ru-RU"/>
-        </w:rPr>
-        <w:t>contract_number</w:t>
-      </w:r>
-      <w:r>
-        <w:rPr>
-          <w:rFonts w:ascii="Times New Roman" w:hAnsi="Times New Roman"/>
-          <w:shd w:val="clear" w:color="auto" w:fill="ffffff"/>
-          <w:rtl w:val="0"/>
-          <w:lang w:val="ru-RU"/>
-        </w:rPr>
-        <w:t>_1</w:t>
+        <w:t>contract_number_1</w:t>
       </w:r>
       <w:r>
         <w:rPr>
@@ -546,14 +519,41 @@
           <w:rtl w:val="0"/>
           <w:lang w:val="fr-FR"/>
         </w:rPr>
-        <w:t>position</w:t>
-      </w:r>
-      <w:r>
-        <w:rPr>
-          <w:rFonts w:ascii="Times New Roman" w:hAnsi="Times New Roman"/>
-          <w:shd w:val="clear" w:color="auto" w:fill="ffffff"/>
-          <w:rtl w:val="0"/>
-          <w:lang w:val="fr-FR"/>
+        <w:t>position_2</w:t>
+      </w:r>
+      <w:r>
+        <w:rPr>
+          <w:rFonts w:ascii="Times New Roman" w:hAnsi="Times New Roman"/>
+          <w:shd w:val="clear" w:color="auto" w:fill="ffffff"/>
+          <w:rtl w:val="0"/>
+          <w:lang w:val="en-US"/>
+        </w:rPr>
+        <w:t>}}</w:t>
+      </w:r>
+      <w:r>
+        <w:rPr>
+          <w:rFonts w:ascii="Times New Roman" w:hAnsi="Times New Roman"/>
+          <w:shd w:val="clear" w:color="auto" w:fill="ffffff"/>
+          <w:rtl w:val="0"/>
+          <w:lang w:val="ru-RU"/>
+        </w:rPr>
+        <w:t xml:space="preserve"> </w:t>
+      </w:r>
+      <w:r>
+        <w:rPr>
+          <w:rFonts w:ascii="Times New Roman" w:hAnsi="Times New Roman"/>
+          <w:shd w:val="clear" w:color="auto" w:fill="ffffff"/>
+          <w:rtl w:val="0"/>
+          <w:lang w:val="en-US"/>
+        </w:rPr>
+        <w:t>{{full_name</w:t>
+      </w:r>
+      <w:r>
+        <w:rPr>
+          <w:rFonts w:ascii="Times New Roman" w:hAnsi="Times New Roman"/>
+          <w:shd w:val="clear" w:color="auto" w:fill="ffffff"/>
+          <w:rtl w:val="0"/>
+          <w:lang w:val="en-US"/>
         </w:rPr>
         <w:t>_2</w:t>
       </w:r>
@@ -573,7 +573,70 @@
           <w:rtl w:val="0"/>
           <w:lang w:val="ru-RU"/>
         </w:rPr>
-        <w:t xml:space="preserve"> </w:t>
+        <w:t xml:space="preserve">, </w:t>
+      </w:r>
+      <w:r>
+        <w:rPr>
+          <w:rFonts w:ascii="Times New Roman" w:hAnsi="Times New Roman" w:hint="default"/>
+          <w:shd w:val="clear" w:color="auto" w:fill="ffffff"/>
+          <w:rtl w:val="0"/>
+          <w:lang w:val="ru-RU"/>
+        </w:rPr>
+        <w:t>паспорт РФ</w:t>
+      </w:r>
+      <w:r>
+        <w:rPr>
+          <w:rFonts w:ascii="Times New Roman" w:hAnsi="Times New Roman"/>
+          <w:shd w:val="clear" w:color="auto" w:fill="ffffff"/>
+          <w:rtl w:val="0"/>
+          <w:lang w:val="ru-RU"/>
+        </w:rPr>
+        <w:t xml:space="preserve">, </w:t>
+      </w:r>
+      <w:r>
+        <w:rPr>
+          <w:rFonts w:ascii="Times New Roman" w:hAnsi="Times New Roman" w:hint="default"/>
+          <w:shd w:val="clear" w:color="auto" w:fill="ffffff"/>
+          <w:rtl w:val="0"/>
+          <w:lang w:val="ru-RU"/>
+        </w:rPr>
+        <w:t>выдан</w:t>
+      </w:r>
+      <w:r>
+        <w:rPr>
+          <w:rFonts w:ascii="Times New Roman" w:hAnsi="Times New Roman"/>
+          <w:shd w:val="clear" w:color="auto" w:fill="ffffff"/>
+          <w:rtl w:val="0"/>
+          <w:lang w:val="ru-RU"/>
+        </w:rPr>
+        <w:t xml:space="preserve">, </w:t>
+      </w:r>
+      <w:r>
+        <w:rPr>
+          <w:rFonts w:ascii="Times New Roman" w:hAnsi="Times New Roman" w:hint="default"/>
+          <w:shd w:val="clear" w:color="auto" w:fill="ffffff"/>
+          <w:rtl w:val="0"/>
+          <w:lang w:val="ru-RU"/>
+        </w:rPr>
+        <w:t>проживающий по адресу</w:t>
+      </w:r>
+      <w:r>
+        <w:rPr>
+          <w:rFonts w:ascii="Times New Roman" w:hAnsi="Times New Roman"/>
+          <w:shd w:val="clear" w:color="auto" w:fill="ffffff"/>
+          <w:rtl w:val="0"/>
+          <w:lang w:val="ru-RU"/>
+        </w:rPr>
+        <w:t xml:space="preserve">, </w:t>
+      </w:r>
+      <w:r>
+        <w:rPr>
+          <w:rFonts w:ascii="Times New Roman" w:hAnsi="Times New Roman" w:hint="default"/>
+          <w:shd w:val="clear" w:color="auto" w:fill="ffffff"/>
+          <w:rtl w:val="0"/>
+          <w:lang w:val="ru-RU"/>
+        </w:rPr>
+        <w:t xml:space="preserve">в соответствии с Трудовым договором от </w:t>
       </w:r>
       <w:r>
         <w:rPr>
@@ -582,7 +645,16 @@
           <w:rtl w:val="0"/>
           <w:lang w:val="en-US"/>
         </w:rPr>
-        <w:t>{{employee_name</w:t>
+        <w:t>{{</w:t>
+      </w:r>
+      <w:r>
+        <w:rPr>
+          <w:rFonts w:ascii="Times New Roman" w:hAnsi="Times New Roman"/>
+          <w:shd w:val="clear" w:color="auto" w:fill="ffffff"/>
+          <w:rtl w:val="0"/>
+          <w:lang w:val="ru-RU"/>
+        </w:rPr>
+        <w:t>contract_date_2</w:t>
       </w:r>
       <w:r>
         <w:rPr>
@@ -591,7 +663,16 @@
           <w:rtl w:val="0"/>
           <w:lang w:val="en-US"/>
         </w:rPr>
-        <w:t>_2</w:t>
+        <w:t>}}</w:t>
+      </w:r>
+      <w:r>
+        <w:rPr>
+          <w:rFonts w:ascii="Times New Roman" w:hAnsi="Times New Roman" w:hint="default"/>
+          <w:shd w:val="clear" w:color="auto" w:fill="ffffff"/>
+          <w:rtl w:val="0"/>
+          <w:lang w:val="ru-RU"/>
+        </w:rPr>
+        <w:t xml:space="preserve"> года № </w:t>
       </w:r>
       <w:r>
         <w:rPr>
@@ -600,87 +681,6 @@
           <w:rtl w:val="0"/>
           <w:lang w:val="en-US"/>
         </w:rPr>
-        <w:t>}}</w:t>
-      </w:r>
-      <w:r>
-        <w:rPr>
-          <w:rFonts w:ascii="Times New Roman" w:hAnsi="Times New Roman"/>
-          <w:shd w:val="clear" w:color="auto" w:fill="ffffff"/>
-          <w:rtl w:val="0"/>
-          <w:lang w:val="ru-RU"/>
-        </w:rPr>
-        <w:t xml:space="preserve">, </w:t>
-      </w:r>
-      <w:r>
-        <w:rPr>
-          <w:rFonts w:ascii="Times New Roman" w:hAnsi="Times New Roman" w:hint="default"/>
-          <w:shd w:val="clear" w:color="auto" w:fill="ffffff"/>
-          <w:rtl w:val="0"/>
-          <w:lang w:val="ru-RU"/>
-        </w:rPr>
-        <w:t>паспорт РФ</w:t>
-      </w:r>
-      <w:r>
-        <w:rPr>
-          <w:rFonts w:ascii="Times New Roman" w:hAnsi="Times New Roman"/>
-          <w:shd w:val="clear" w:color="auto" w:fill="ffffff"/>
-          <w:rtl w:val="0"/>
-          <w:lang w:val="ru-RU"/>
-        </w:rPr>
-        <w:t xml:space="preserve">, </w:t>
-      </w:r>
-      <w:r>
-        <w:rPr>
-          <w:rFonts w:ascii="Times New Roman" w:hAnsi="Times New Roman" w:hint="default"/>
-          <w:shd w:val="clear" w:color="auto" w:fill="ffffff"/>
-          <w:rtl w:val="0"/>
-          <w:lang w:val="ru-RU"/>
-        </w:rPr>
-        <w:t>выдан</w:t>
-      </w:r>
-      <w:r>
-        <w:rPr>
-          <w:rFonts w:ascii="Times New Roman" w:hAnsi="Times New Roman"/>
-          <w:shd w:val="clear" w:color="auto" w:fill="ffffff"/>
-          <w:rtl w:val="0"/>
-          <w:lang w:val="ru-RU"/>
-        </w:rPr>
-        <w:t xml:space="preserve">, </w:t>
-      </w:r>
-      <w:r>
-        <w:rPr>
-          <w:rFonts w:ascii="Times New Roman" w:hAnsi="Times New Roman" w:hint="default"/>
-          <w:shd w:val="clear" w:color="auto" w:fill="ffffff"/>
-          <w:rtl w:val="0"/>
-          <w:lang w:val="ru-RU"/>
-        </w:rPr>
-        <w:t>проживающий по адресу</w:t>
-      </w:r>
-      <w:r>
-        <w:rPr>
-          <w:rFonts w:ascii="Times New Roman" w:hAnsi="Times New Roman"/>
-          <w:shd w:val="clear" w:color="auto" w:fill="ffffff"/>
-          <w:rtl w:val="0"/>
-          <w:lang w:val="ru-RU"/>
-        </w:rPr>
-        <w:t xml:space="preserve">, </w:t>
-      </w:r>
-      <w:r>
-        <w:rPr>
-          <w:rFonts w:ascii="Times New Roman" w:hAnsi="Times New Roman" w:hint="default"/>
-          <w:shd w:val="clear" w:color="auto" w:fill="ffffff"/>
-          <w:rtl w:val="0"/>
-          <w:lang w:val="ru-RU"/>
-        </w:rPr>
-        <w:t xml:space="preserve">в соответствии с Трудовым договором от </w:t>
-      </w:r>
-      <w:r>
-        <w:rPr>
-          <w:rFonts w:ascii="Times New Roman" w:hAnsi="Times New Roman"/>
-          <w:shd w:val="clear" w:color="auto" w:fill="ffffff"/>
-          <w:rtl w:val="0"/>
-          <w:lang w:val="en-US"/>
-        </w:rPr>
         <w:t>{{</w:t>
       </w:r>
       <w:r>
@@ -690,61 +690,7 @@
           <w:rtl w:val="0"/>
           <w:lang w:val="ru-RU"/>
         </w:rPr>
-        <w:t>contract_date</w:t>
-      </w:r>
-      <w:r>
-        <w:rPr>
-          <w:rFonts w:ascii="Times New Roman" w:hAnsi="Times New Roman"/>
-          <w:shd w:val="clear" w:color="auto" w:fill="ffffff"/>
-          <w:rtl w:val="0"/>
-          <w:lang w:val="ru-RU"/>
-        </w:rPr>
-        <w:t>_2</w:t>
-      </w:r>
-      <w:r>
-        <w:rPr>
-          <w:rFonts w:ascii="Times New Roman" w:hAnsi="Times New Roman"/>
-          <w:shd w:val="clear" w:color="auto" w:fill="ffffff"/>
-          <w:rtl w:val="0"/>
-          <w:lang w:val="en-US"/>
-        </w:rPr>
-        <w:t>}}</w:t>
-      </w:r>
-      <w:r>
-        <w:rPr>
-          <w:rFonts w:ascii="Times New Roman" w:hAnsi="Times New Roman" w:hint="default"/>
-          <w:shd w:val="clear" w:color="auto" w:fill="ffffff"/>
-          <w:rtl w:val="0"/>
-          <w:lang w:val="ru-RU"/>
-        </w:rPr>
-        <w:t xml:space="preserve"> года № </w:t>
-      </w:r>
-      <w:r>
-        <w:rPr>
-          <w:rFonts w:ascii="Times New Roman" w:hAnsi="Times New Roman"/>
-          <w:shd w:val="clear" w:color="auto" w:fill="ffffff"/>
-          <w:rtl w:val="0"/>
-          <w:lang w:val="en-US"/>
-        </w:rPr>
-        <w:t>{{</w:t>
-      </w:r>
-      <w:r>
-        <w:rPr>
-          <w:rFonts w:ascii="Times New Roman" w:hAnsi="Times New Roman"/>
-          <w:shd w:val="clear" w:color="auto" w:fill="ffffff"/>
-          <w:rtl w:val="0"/>
-          <w:lang w:val="ru-RU"/>
-        </w:rPr>
-        <w:t>contract_number</w:t>
-      </w:r>
-      <w:r>
-        <w:rPr>
-          <w:rFonts w:ascii="Times New Roman" w:hAnsi="Times New Roman"/>
-          <w:shd w:val="clear" w:color="auto" w:fill="ffffff"/>
-          <w:rtl w:val="0"/>
-          <w:lang w:val="ru-RU"/>
-        </w:rPr>
-        <w:t>_2</w:t>
+        <w:t>contract_number_2</w:t>
       </w:r>
       <w:r>
         <w:rPr>
@@ -915,7 +861,7 @@
       <w:tblPr>
         <w:tblW w:w="9027" w:type="dxa"/>
         <w:jc w:val="left"/>
-        <w:tblInd w:w="424" w:type="dxa"/>
+        <w:tblInd w:w="532" w:type="dxa"/>
         <w:tblBorders>
           <w:top w:val="single" w:color="ffffff" w:sz="8" w:space="0" w:shadow="0" w:frame="0"/>
           <w:left w:val="single" w:color="ffffff" w:sz="8" w:space="0" w:shadow="0" w:frame="0"/>
@@ -940,7 +886,7 @@
           <w:shd w:val="clear" w:color="auto" w:fill="cdd4e9"/>
         </w:tblPrEx>
         <w:trPr>
-          <w:trHeight w:val="771" w:hRule="atLeast"/>
+          <w:trHeight w:val="791" w:hRule="atLeast"/>
         </w:trPr>
         <w:tc>
           <w:tcPr>
@@ -1269,7 +1215,7 @@
           <w:shd w:val="clear" w:color="auto" w:fill="cdd4e9"/>
         </w:tblPrEx>
         <w:trPr>
-          <w:trHeight w:val="991" w:hRule="atLeast"/>
+          <w:trHeight w:val="1011" w:hRule="atLeast"/>
         </w:trPr>
         <w:tc>
           <w:tcPr>
@@ -1291,7 +1237,7 @@
           </w:tcPr>
           <w:p>
             <w:pPr>
-              <w:pStyle w:val="Основной текст"/>
+              <w:pStyle w:val="Основной текст A"/>
               <w:widowControl w:val="0"/>
               <w:suppressAutoHyphens w:val="1"/>
               <w:jc w:val="center"/>
@@ -1303,10 +1249,6 @@
                 <w:shd w:val="clear" w:color="auto" w:fill="ffffff"/>
                 <w:rtl w:val="0"/>
                 <w:lang w:val="en-US"/>
-                <w14:textOutline w14:w="12700" w14:cap="flat">
-                  <w14:noFill/>
-                  <w14:miter w14:lim="400000"/>
-                </w14:textOutline>
               </w:rPr>
               <w:t>{%tr for item in items %}</w:t>
             </w:r>
@@ -1418,7 +1360,7 @@
           <w:shd w:val="clear" w:color="auto" w:fill="cdd4e9"/>
         </w:tblPrEx>
         <w:trPr>
-          <w:trHeight w:val="511" w:hRule="atLeast"/>
+          <w:trHeight w:val="531" w:hRule="atLeast"/>
         </w:trPr>
         <w:tc>
           <w:tcPr>
@@ -1703,7 +1645,7 @@
           <w:shd w:val="clear" w:color="auto" w:fill="cdd4e9"/>
         </w:tblPrEx>
         <w:trPr>
-          <w:trHeight w:val="751" w:hRule="atLeast"/>
+          <w:trHeight w:val="771" w:hRule="atLeast"/>
         </w:trPr>
         <w:tc>
           <w:tcPr>
@@ -1876,6 +1818,17 @@
     <w:p>
       <w:pPr>
         <w:pStyle w:val="LO-normal"/>
+        <w:widowControl w:val="0"/>
+        <w:numPr>
+          <w:ilvl w:val="0"/>
+          <w:numId w:val="5"/>
+        </w:numPr>
+        <w:spacing w:line="240" w:lineRule="auto"/>
+      </w:pPr>
+    </w:p>
+    <w:p>
+      <w:pPr>
+        <w:pStyle w:val="LO-normal"/>
         <w:rPr>
           <w:rFonts w:ascii="Times New Roman" w:cs="Times New Roman" w:hAnsi="Times New Roman" w:eastAsia="Times New Roman"/>
           <w:shd w:val="clear" w:color="auto" w:fill="ffffff"/>
@@ -1887,7 +1840,7 @@
         <w:pStyle w:val="LO-normal"/>
         <w:numPr>
           <w:ilvl w:val="0"/>
-          <w:numId w:val="5"/>
+          <w:numId w:val="6"/>
         </w:numPr>
         <w:bidi w:val="0"/>
         <w:ind w:right="0"/>
@@ -2962,7 +2915,7 @@
           <w:tabs>
             <w:tab w:val="num" w:pos="720"/>
           </w:tabs>
-          <w:ind w:left="1036" w:hanging="676"/>
+          <w:ind w:left="1144" w:hanging="784"/>
         </w:pPr>
         <w:rPr>
           <w:rFonts w:hAnsi="Arial Unicode MS"/>
@@ -2993,7 +2946,7 @@
           <w:tabs>
             <w:tab w:val="num" w:pos="1440"/>
           </w:tabs>
-          <w:ind w:left="1756" w:hanging="676"/>
+          <w:ind w:left="1864" w:hanging="784"/>
         </w:pPr>
         <w:rPr>
           <w:rFonts w:hAnsi="Arial Unicode MS"/>
@@ -3024,7 +2977,7 @@
           <w:tabs>
             <w:tab w:val="num" w:pos="2160"/>
           </w:tabs>
-          <w:ind w:left="2476" w:hanging="786"/>
+          <w:ind w:left="2584" w:hanging="894"/>
         </w:pPr>
         <w:rPr>
           <w:rFonts w:hAnsi="Arial Unicode MS"/>
@@ -3055,7 +3008,7 @@
           <w:tabs>
             <w:tab w:val="num" w:pos="2880"/>
           </w:tabs>
-          <w:ind w:left="3196" w:hanging="676"/>
+          <w:ind w:left="3304" w:hanging="784"/>
         </w:pPr>
         <w:rPr>
           <w:rFonts w:hAnsi="Arial Unicode MS"/>
@@ -3086,7 +3039,7 @@
           <w:tabs>
             <w:tab w:val="num" w:pos="3600"/>
           </w:tabs>
-          <w:ind w:left="3916" w:hanging="676"/>
+          <w:ind w:left="4024" w:hanging="784"/>
         </w:pPr>
         <w:rPr>
           <w:rFonts w:hAnsi="Arial Unicode MS"/>
@@ -3117,7 +3070,7 @@
           <w:tabs>
             <w:tab w:val="num" w:pos="4320"/>
           </w:tabs>
-          <w:ind w:left="4636" w:hanging="786"/>
+          <w:ind w:left="4744" w:hanging="894"/>
         </w:pPr>
         <w:rPr>
           <w:rFonts w:hAnsi="Arial Unicode MS"/>
@@ -3148,7 +3101,7 @@
           <w:tabs>
             <w:tab w:val="num" w:pos="5040"/>
           </w:tabs>
-          <w:ind w:left="5356" w:hanging="676"/>
+          <w:ind w:left="5464" w:hanging="784"/>
         </w:pPr>
         <w:rPr>
           <w:rFonts w:hAnsi="Arial Unicode MS"/>
@@ -3179,7 +3132,7 @@
           <w:tabs>
             <w:tab w:val="num" w:pos="5760"/>
           </w:tabs>
-          <w:ind w:left="6076" w:hanging="676"/>
+          <w:ind w:left="6184" w:hanging="784"/>
         </w:pPr>
         <w:rPr>
           <w:rFonts w:hAnsi="Arial Unicode MS"/>
@@ -3210,7 +3163,7 @@
           <w:tabs>
             <w:tab w:val="num" w:pos="6480"/>
           </w:tabs>
-          <w:ind w:left="6796" w:hanging="786"/>
+          <w:ind w:left="6904" w:hanging="894"/>
         </w:pPr>
         <w:rPr>
           <w:rFonts w:hAnsi="Arial Unicode MS"/>
@@ -3245,6 +3198,297 @@
           <w:tabs>
             <w:tab w:val="num" w:pos="720"/>
           </w:tabs>
+          <w:ind w:left="1036" w:hanging="676"/>
+        </w:pPr>
+        <w:rPr>
+          <w:rFonts w:hAnsi="Arial Unicode MS"/>
+          <w:caps w:val="0"/>
+          <w:smallCaps w:val="0"/>
+          <w:strike w:val="0"/>
+          <w:dstrike w:val="0"/>
+          <w:outline w:val="0"/>
+          <w:emboss w:val="0"/>
+          <w:imprint w:val="0"/>
+          <w:spacing w:val="0"/>
+          <w:w w:val="100"/>
+          <w:kern w:val="0"/>
+          <w:position w:val="0"/>
+          <w:highlight w:val="none"/>
+          <w:vertAlign w:val="baseline"/>
+        </w:rPr>
+      </w:lvl>
+    </w:lvlOverride>
+    <w:lvlOverride w:ilvl="1">
+      <w:lvl w:ilvl="1">
+        <w:start w:val="1"/>
+        <w:numFmt w:val="lowerLetter"/>
+        <w:suff w:val="tab"/>
+        <w:lvlText w:val="%2."/>
+        <w:lvlJc w:val="left"/>
+        <w:pPr>
+          <w:tabs>
+            <w:tab w:val="left" w:pos="720"/>
+            <w:tab w:val="num" w:pos="1440"/>
+          </w:tabs>
+          <w:ind w:left="1756" w:hanging="676"/>
+        </w:pPr>
+        <w:rPr>
+          <w:rFonts w:hAnsi="Arial Unicode MS"/>
+          <w:caps w:val="0"/>
+          <w:smallCaps w:val="0"/>
+          <w:strike w:val="0"/>
+          <w:dstrike w:val="0"/>
+          <w:outline w:val="0"/>
+          <w:emboss w:val="0"/>
+          <w:imprint w:val="0"/>
+          <w:spacing w:val="0"/>
+          <w:w w:val="100"/>
+          <w:kern w:val="0"/>
+          <w:position w:val="0"/>
+          <w:highlight w:val="none"/>
+          <w:vertAlign w:val="baseline"/>
+        </w:rPr>
+      </w:lvl>
+    </w:lvlOverride>
+    <w:lvlOverride w:ilvl="2">
+      <w:lvl w:ilvl="2">
+        <w:start w:val="1"/>
+        <w:numFmt w:val="lowerRoman"/>
+        <w:suff w:val="tab"/>
+        <w:lvlText w:val="%3."/>
+        <w:lvlJc w:val="left"/>
+        <w:pPr>
+          <w:tabs>
+            <w:tab w:val="left" w:pos="720"/>
+            <w:tab w:val="num" w:pos="2160"/>
+          </w:tabs>
+          <w:ind w:left="2476" w:hanging="786"/>
+        </w:pPr>
+        <w:rPr>
+          <w:rFonts w:hAnsi="Arial Unicode MS"/>
+          <w:caps w:val="0"/>
+          <w:smallCaps w:val="0"/>
+          <w:strike w:val="0"/>
+          <w:dstrike w:val="0"/>
+          <w:outline w:val="0"/>
+          <w:emboss w:val="0"/>
+          <w:imprint w:val="0"/>
+          <w:spacing w:val="0"/>
+          <w:w w:val="100"/>
+          <w:kern w:val="0"/>
+          <w:position w:val="0"/>
+          <w:highlight w:val="none"/>
+          <w:vertAlign w:val="baseline"/>
+        </w:rPr>
+      </w:lvl>
+    </w:lvlOverride>
+    <w:lvlOverride w:ilvl="3">
+      <w:lvl w:ilvl="3">
+        <w:start w:val="1"/>
+        <w:numFmt w:val="decimal"/>
+        <w:suff w:val="tab"/>
+        <w:lvlText w:val="%4."/>
+        <w:lvlJc w:val="left"/>
+        <w:pPr>
+          <w:tabs>
+            <w:tab w:val="left" w:pos="720"/>
+            <w:tab w:val="num" w:pos="2880"/>
+          </w:tabs>
+          <w:ind w:left="3196" w:hanging="676"/>
+        </w:pPr>
+        <w:rPr>
+          <w:rFonts w:hAnsi="Arial Unicode MS"/>
+          <w:caps w:val="0"/>
+          <w:smallCaps w:val="0"/>
+          <w:strike w:val="0"/>
+          <w:dstrike w:val="0"/>
+          <w:outline w:val="0"/>
+          <w:emboss w:val="0"/>
+          <w:imprint w:val="0"/>
+          <w:spacing w:val="0"/>
+          <w:w w:val="100"/>
+          <w:kern w:val="0"/>
+          <w:position w:val="0"/>
+          <w:highlight w:val="none"/>
+          <w:vertAlign w:val="baseline"/>
+        </w:rPr>
+      </w:lvl>
+    </w:lvlOverride>
+    <w:lvlOverride w:ilvl="4">
+      <w:lvl w:ilvl="4">
+        <w:start w:val="1"/>
+        <w:numFmt w:val="lowerLetter"/>
+        <w:suff w:val="tab"/>
+        <w:lvlText w:val="%5."/>
+        <w:lvlJc w:val="left"/>
+        <w:pPr>
+          <w:tabs>
+            <w:tab w:val="left" w:pos="720"/>
+            <w:tab w:val="num" w:pos="3600"/>
+          </w:tabs>
+          <w:ind w:left="3916" w:hanging="676"/>
+        </w:pPr>
+        <w:rPr>
+          <w:rFonts w:hAnsi="Arial Unicode MS"/>
+          <w:caps w:val="0"/>
+          <w:smallCaps w:val="0"/>
+          <w:strike w:val="0"/>
+          <w:dstrike w:val="0"/>
+          <w:outline w:val="0"/>
+          <w:emboss w:val="0"/>
+          <w:imprint w:val="0"/>
+          <w:spacing w:val="0"/>
+          <w:w w:val="100"/>
+          <w:kern w:val="0"/>
+          <w:position w:val="0"/>
+          <w:highlight w:val="none"/>
+          <w:vertAlign w:val="baseline"/>
+        </w:rPr>
+      </w:lvl>
+    </w:lvlOverride>
+    <w:lvlOverride w:ilvl="5">
+      <w:lvl w:ilvl="5">
+        <w:start w:val="1"/>
+        <w:numFmt w:val="lowerRoman"/>
+        <w:suff w:val="tab"/>
+        <w:lvlText w:val="%6."/>
+        <w:lvlJc w:val="left"/>
+        <w:pPr>
+          <w:tabs>
+            <w:tab w:val="left" w:pos="720"/>
+            <w:tab w:val="num" w:pos="4320"/>
+          </w:tabs>
+          <w:ind w:left="4636" w:hanging="786"/>
+        </w:pPr>
+        <w:rPr>
+          <w:rFonts w:hAnsi="Arial Unicode MS"/>
+          <w:caps w:val="0"/>
+          <w:smallCaps w:val="0"/>
+          <w:strike w:val="0"/>
+          <w:dstrike w:val="0"/>
+          <w:outline w:val="0"/>
+          <w:emboss w:val="0"/>
+          <w:imprint w:val="0"/>
+          <w:spacing w:val="0"/>
+          <w:w w:val="100"/>
+          <w:kern w:val="0"/>
+          <w:position w:val="0"/>
+          <w:highlight w:val="none"/>
+          <w:vertAlign w:val="baseline"/>
+        </w:rPr>
+      </w:lvl>
+    </w:lvlOverride>
+    <w:lvlOverride w:ilvl="6">
+      <w:lvl w:ilvl="6">
+        <w:start w:val="1"/>
+        <w:numFmt w:val="decimal"/>
+        <w:suff w:val="tab"/>
+        <w:lvlText w:val="%7."/>
+        <w:lvlJc w:val="left"/>
+        <w:pPr>
+          <w:tabs>
+            <w:tab w:val="left" w:pos="720"/>
+            <w:tab w:val="num" w:pos="5040"/>
+          </w:tabs>
+          <w:ind w:left="5356" w:hanging="676"/>
+        </w:pPr>
+        <w:rPr>
+          <w:rFonts w:hAnsi="Arial Unicode MS"/>
+          <w:caps w:val="0"/>
+          <w:smallCaps w:val="0"/>
+          <w:strike w:val="0"/>
+          <w:dstrike w:val="0"/>
+          <w:outline w:val="0"/>
+          <w:emboss w:val="0"/>
+          <w:imprint w:val="0"/>
+          <w:spacing w:val="0"/>
+          <w:w w:val="100"/>
+          <w:kern w:val="0"/>
+          <w:position w:val="0"/>
+          <w:highlight w:val="none"/>
+          <w:vertAlign w:val="baseline"/>
+        </w:rPr>
+      </w:lvl>
+    </w:lvlOverride>
+    <w:lvlOverride w:ilvl="7">
+      <w:lvl w:ilvl="7">
+        <w:start w:val="1"/>
+        <w:numFmt w:val="lowerLetter"/>
+        <w:suff w:val="tab"/>
+        <w:lvlText w:val="%8."/>
+        <w:lvlJc w:val="left"/>
+        <w:pPr>
+          <w:tabs>
+            <w:tab w:val="left" w:pos="720"/>
+            <w:tab w:val="num" w:pos="5760"/>
+          </w:tabs>
+          <w:ind w:left="6076" w:hanging="676"/>
+        </w:pPr>
+        <w:rPr>
+          <w:rFonts w:hAnsi="Arial Unicode MS"/>
+          <w:caps w:val="0"/>
+          <w:smallCaps w:val="0"/>
+          <w:strike w:val="0"/>
+          <w:dstrike w:val="0"/>
+          <w:outline w:val="0"/>
+          <w:emboss w:val="0"/>
+          <w:imprint w:val="0"/>
+          <w:spacing w:val="0"/>
+          <w:w w:val="100"/>
+          <w:kern w:val="0"/>
+          <w:position w:val="0"/>
+          <w:highlight w:val="none"/>
+          <w:vertAlign w:val="baseline"/>
+        </w:rPr>
+      </w:lvl>
+    </w:lvlOverride>
+    <w:lvlOverride w:ilvl="8">
+      <w:lvl w:ilvl="8">
+        <w:start w:val="1"/>
+        <w:numFmt w:val="lowerRoman"/>
+        <w:suff w:val="tab"/>
+        <w:lvlText w:val="%9."/>
+        <w:lvlJc w:val="left"/>
+        <w:pPr>
+          <w:tabs>
+            <w:tab w:val="left" w:pos="720"/>
+            <w:tab w:val="num" w:pos="6480"/>
+          </w:tabs>
+          <w:ind w:left="6796" w:hanging="786"/>
+        </w:pPr>
+        <w:rPr>
+          <w:rFonts w:hAnsi="Arial Unicode MS"/>
+          <w:caps w:val="0"/>
+          <w:smallCaps w:val="0"/>
+          <w:strike w:val="0"/>
+          <w:dstrike w:val="0"/>
+          <w:outline w:val="0"/>
+          <w:emboss w:val="0"/>
+          <w:imprint w:val="0"/>
+          <w:spacing w:val="0"/>
+          <w:w w:val="100"/>
+          <w:kern w:val="0"/>
+          <w:position w:val="0"/>
+          <w:highlight w:val="none"/>
+          <w:vertAlign w:val="baseline"/>
+        </w:rPr>
+      </w:lvl>
+    </w:lvlOverride>
+  </w:num>
+  <w:num w:numId="5">
+    <w:abstractNumId w:val="0"/>
+    <w:lvlOverride w:ilvl="0">
+      <w:startOverride w:val="2"/>
+      <w:lvl w:ilvl="0">
+        <w:start w:val="2"/>
+        <w:numFmt w:val="decimal"/>
+        <w:suff w:val="tab"/>
+        <w:lvlText w:val="%1."/>
+        <w:lvlJc w:val="left"/>
+        <w:pPr>
+          <w:tabs>
+            <w:tab w:val="num" w:pos="720"/>
+          </w:tabs>
           <w:ind w:left="928" w:hanging="568"/>
         </w:pPr>
         <w:rPr>
@@ -3522,7 +3766,7 @@
       </w:lvl>
     </w:lvlOverride>
   </w:num>
-  <w:num w:numId="5">
+  <w:num w:numId="6">
     <w:abstractNumId w:val="0"/>
     <w:lvlOverride w:ilvl="0">
       <w:startOverride w:val="2"/>
@@ -3786,9 +4030,9 @@
       </w:numPr>
     </w:pPr>
   </w:style>
-  <w:style w:type="paragraph" w:styleId="Основной текст">
-    <w:name w:val="Основной текст"/>
-    <w:next w:val="Основной текст"/>
+  <w:style w:type="paragraph" w:styleId="Основной текст A">
+    <w:name w:val="Основной текст A"/>
+    <w:next w:val="Основной текст A"/>
     <w:pPr>
       <w:keepNext w:val="0"/>
       <w:keepLines w:val="0"/>
@@ -3823,8 +4067,9 @@
       <w:shd w:val="nil" w:color="auto" w:fill="auto"/>
       <w:vertAlign w:val="baseline"/>
       <w:lang w:val="en-US"/>
-      <w14:textOutline>
+      <w14:textOutline w14:w="12700" w14:cap="flat">
         <w14:noFill/>
+        <w14:miter w14:lim="400000"/>
       </w14:textOutline>
       <w14:textFill>
         <w14:solidFill>

--- a/templates/two_employees.docx
+++ b/templates/two_employees.docx
@@ -319,25 +319,7 @@
           <w:rtl w:val="0"/>
           <w:lang w:val="en-US"/>
         </w:rPr>
-        <w:t>}} {{full_name</w:t>
-      </w:r>
-      <w:r>
-        <w:rPr>
-          <w:rFonts w:ascii="Times New Roman" w:hAnsi="Times New Roman"/>
-          <w:shd w:val="clear" w:color="auto" w:fill="ffffff"/>
-          <w:rtl w:val="0"/>
-          <w:lang w:val="en-US"/>
-        </w:rPr>
-        <w:t>_1</w:t>
-      </w:r>
-      <w:r>
-        <w:rPr>
-          <w:rFonts w:ascii="Times New Roman" w:hAnsi="Times New Roman"/>
-          <w:shd w:val="clear" w:color="auto" w:fill="ffffff"/>
-          <w:rtl w:val="0"/>
-          <w:lang w:val="en-US"/>
-        </w:rPr>
-        <w:t>}}</w:t>
+        <w:t>}} {{full_name_1}}</w:t>
       </w:r>
       <w:r>
         <w:rPr>
@@ -546,25 +528,7 @@
           <w:rtl w:val="0"/>
           <w:lang w:val="en-US"/>
         </w:rPr>
-        <w:t>{{full_name</w:t>
-      </w:r>
-      <w:r>
-        <w:rPr>
-          <w:rFonts w:ascii="Times New Roman" w:hAnsi="Times New Roman"/>
-          <w:shd w:val="clear" w:color="auto" w:fill="ffffff"/>
-          <w:rtl w:val="0"/>
-          <w:lang w:val="en-US"/>
-        </w:rPr>
-        <w:t>_2</w:t>
-      </w:r>
-      <w:r>
-        <w:rPr>
-          <w:rFonts w:ascii="Times New Roman" w:hAnsi="Times New Roman"/>
-          <w:shd w:val="clear" w:color="auto" w:fill="ffffff"/>
-          <w:rtl w:val="0"/>
-          <w:lang w:val="en-US"/>
-        </w:rPr>
-        <w:t>}}</w:t>
+        <w:t>{{full_name_2}}</w:t>
       </w:r>
       <w:r>
         <w:rPr>
@@ -861,7 +825,7 @@
       <w:tblPr>
         <w:tblW w:w="9027" w:type="dxa"/>
         <w:jc w:val="left"/>
-        <w:tblInd w:w="532" w:type="dxa"/>
+        <w:tblInd w:w="748" w:type="dxa"/>
         <w:tblBorders>
           <w:top w:val="single" w:color="ffffff" w:sz="8" w:space="0" w:shadow="0" w:frame="0"/>
           <w:left w:val="single" w:color="ffffff" w:sz="8" w:space="0" w:shadow="0" w:frame="0"/>
@@ -886,7 +850,7 @@
           <w:shd w:val="clear" w:color="auto" w:fill="cdd4e9"/>
         </w:tblPrEx>
         <w:trPr>
-          <w:trHeight w:val="791" w:hRule="atLeast"/>
+          <w:trHeight w:val="831" w:hRule="atLeast"/>
         </w:trPr>
         <w:tc>
           <w:tcPr>
@@ -1215,7 +1179,7 @@
           <w:shd w:val="clear" w:color="auto" w:fill="cdd4e9"/>
         </w:tblPrEx>
         <w:trPr>
-          <w:trHeight w:val="1011" w:hRule="atLeast"/>
+          <w:trHeight w:val="1051" w:hRule="atLeast"/>
         </w:trPr>
         <w:tc>
           <w:tcPr>
@@ -1360,7 +1324,7 @@
           <w:shd w:val="clear" w:color="auto" w:fill="cdd4e9"/>
         </w:tblPrEx>
         <w:trPr>
-          <w:trHeight w:val="531" w:hRule="atLeast"/>
+          <w:trHeight w:val="571" w:hRule="atLeast"/>
         </w:trPr>
         <w:tc>
           <w:tcPr>
@@ -1645,7 +1609,7 @@
           <w:shd w:val="clear" w:color="auto" w:fill="cdd4e9"/>
         </w:tblPrEx>
         <w:trPr>
-          <w:trHeight w:val="771" w:hRule="atLeast"/>
+          <w:trHeight w:val="811" w:hRule="atLeast"/>
         </w:trPr>
         <w:tc>
           <w:tcPr>
@@ -1808,22 +1772,19 @@
       <w:pPr>
         <w:pStyle w:val="LO-normal"/>
         <w:widowControl w:val="0"/>
-        <w:numPr>
-          <w:ilvl w:val="0"/>
-          <w:numId w:val="4"/>
-        </w:numPr>
+        <w:tabs>
+          <w:tab w:val="left" w:pos="720"/>
+        </w:tabs>
         <w:spacing w:line="240" w:lineRule="auto"/>
+        <w:ind w:left="532" w:hanging="532"/>
       </w:pPr>
     </w:p>
     <w:p>
       <w:pPr>
         <w:pStyle w:val="LO-normal"/>
         <w:widowControl w:val="0"/>
-        <w:numPr>
-          <w:ilvl w:val="0"/>
-          <w:numId w:val="5"/>
-        </w:numPr>
         <w:spacing w:line="240" w:lineRule="auto"/>
+        <w:ind w:left="532" w:hanging="532"/>
       </w:pPr>
     </w:p>
     <w:p>
@@ -1840,7 +1801,7 @@
         <w:pStyle w:val="LO-normal"/>
         <w:numPr>
           <w:ilvl w:val="0"/>
-          <w:numId w:val="6"/>
+          <w:numId w:val="4"/>
         </w:numPr>
         <w:bidi w:val="0"/>
         <w:ind w:right="0"/>
@@ -2915,7 +2876,7 @@
           <w:tabs>
             <w:tab w:val="num" w:pos="720"/>
           </w:tabs>
-          <w:ind w:left="1144" w:hanging="784"/>
+          <w:ind w:left="1360" w:hanging="1000"/>
         </w:pPr>
         <w:rPr>
           <w:rFonts w:hAnsi="Arial Unicode MS"/>
@@ -2946,7 +2907,7 @@
           <w:tabs>
             <w:tab w:val="num" w:pos="1440"/>
           </w:tabs>
-          <w:ind w:left="1864" w:hanging="784"/>
+          <w:ind w:left="2080" w:hanging="1000"/>
         </w:pPr>
         <w:rPr>
           <w:rFonts w:hAnsi="Arial Unicode MS"/>
@@ -2977,7 +2938,7 @@
           <w:tabs>
             <w:tab w:val="num" w:pos="2160"/>
           </w:tabs>
-          <w:ind w:left="2584" w:hanging="894"/>
+          <w:ind w:left="2800" w:hanging="1110"/>
         </w:pPr>
         <w:rPr>
           <w:rFonts w:hAnsi="Arial Unicode MS"/>
@@ -3008,7 +2969,7 @@
           <w:tabs>
             <w:tab w:val="num" w:pos="2880"/>
           </w:tabs>
-          <w:ind w:left="3304" w:hanging="784"/>
+          <w:ind w:left="3520" w:hanging="1000"/>
         </w:pPr>
         <w:rPr>
           <w:rFonts w:hAnsi="Arial Unicode MS"/>
@@ -3039,7 +3000,7 @@
           <w:tabs>
             <w:tab w:val="num" w:pos="3600"/>
           </w:tabs>
-          <w:ind w:left="4024" w:hanging="784"/>
+          <w:ind w:left="4240" w:hanging="1000"/>
         </w:pPr>
         <w:rPr>
           <w:rFonts w:hAnsi="Arial Unicode MS"/>
@@ -3070,7 +3031,7 @@
           <w:tabs>
             <w:tab w:val="num" w:pos="4320"/>
           </w:tabs>
-          <w:ind w:left="4744" w:hanging="894"/>
+          <w:ind w:left="4960" w:hanging="1110"/>
         </w:pPr>
         <w:rPr>
           <w:rFonts w:hAnsi="Arial Unicode MS"/>
@@ -3101,7 +3062,7 @@
           <w:tabs>
             <w:tab w:val="num" w:pos="5040"/>
           </w:tabs>
-          <w:ind w:left="5464" w:hanging="784"/>
+          <w:ind w:left="5680" w:hanging="1000"/>
         </w:pPr>
         <w:rPr>
           <w:rFonts w:hAnsi="Arial Unicode MS"/>
@@ -3132,7 +3093,7 @@
           <w:tabs>
             <w:tab w:val="num" w:pos="5760"/>
           </w:tabs>
-          <w:ind w:left="6184" w:hanging="784"/>
+          <w:ind w:left="6400" w:hanging="1000"/>
         </w:pPr>
         <w:rPr>
           <w:rFonts w:hAnsi="Arial Unicode MS"/>
@@ -3163,7 +3124,7 @@
           <w:tabs>
             <w:tab w:val="num" w:pos="6480"/>
           </w:tabs>
-          <w:ind w:left="6904" w:hanging="894"/>
+          <w:ind w:left="7120" w:hanging="1110"/>
         </w:pPr>
         <w:rPr>
           <w:rFonts w:hAnsi="Arial Unicode MS"/>
@@ -3185,588 +3146,6 @@
     </w:lvlOverride>
   </w:num>
   <w:num w:numId="4">
-    <w:abstractNumId w:val="0"/>
-    <w:lvlOverride w:ilvl="0">
-      <w:startOverride w:val="2"/>
-      <w:lvl w:ilvl="0">
-        <w:start w:val="2"/>
-        <w:numFmt w:val="decimal"/>
-        <w:suff w:val="tab"/>
-        <w:lvlText w:val="%1."/>
-        <w:lvlJc w:val="left"/>
-        <w:pPr>
-          <w:tabs>
-            <w:tab w:val="num" w:pos="720"/>
-          </w:tabs>
-          <w:ind w:left="1036" w:hanging="676"/>
-        </w:pPr>
-        <w:rPr>
-          <w:rFonts w:hAnsi="Arial Unicode MS"/>
-          <w:caps w:val="0"/>
-          <w:smallCaps w:val="0"/>
-          <w:strike w:val="0"/>
-          <w:dstrike w:val="0"/>
-          <w:outline w:val="0"/>
-          <w:emboss w:val="0"/>
-          <w:imprint w:val="0"/>
-          <w:spacing w:val="0"/>
-          <w:w w:val="100"/>
-          <w:kern w:val="0"/>
-          <w:position w:val="0"/>
-          <w:highlight w:val="none"/>
-          <w:vertAlign w:val="baseline"/>
-        </w:rPr>
-      </w:lvl>
-    </w:lvlOverride>
-    <w:lvlOverride w:ilvl="1">
-      <w:lvl w:ilvl="1">
-        <w:start w:val="1"/>
-        <w:numFmt w:val="lowerLetter"/>
-        <w:suff w:val="tab"/>
-        <w:lvlText w:val="%2."/>
-        <w:lvlJc w:val="left"/>
-        <w:pPr>
-          <w:tabs>
-            <w:tab w:val="left" w:pos="720"/>
-            <w:tab w:val="num" w:pos="1440"/>
-          </w:tabs>
-          <w:ind w:left="1756" w:hanging="676"/>
-        </w:pPr>
-        <w:rPr>
-          <w:rFonts w:hAnsi="Arial Unicode MS"/>
-          <w:caps w:val="0"/>
-          <w:smallCaps w:val="0"/>
-          <w:strike w:val="0"/>
-          <w:dstrike w:val="0"/>
-          <w:outline w:val="0"/>
-          <w:emboss w:val="0"/>
-          <w:imprint w:val="0"/>
-          <w:spacing w:val="0"/>
-          <w:w w:val="100"/>
-          <w:kern w:val="0"/>
-          <w:position w:val="0"/>
-          <w:highlight w:val="none"/>
-          <w:vertAlign w:val="baseline"/>
-        </w:rPr>
-      </w:lvl>
-    </w:lvlOverride>
-    <w:lvlOverride w:ilvl="2">
-      <w:lvl w:ilvl="2">
-        <w:start w:val="1"/>
-        <w:numFmt w:val="lowerRoman"/>
-        <w:suff w:val="tab"/>
-        <w:lvlText w:val="%3."/>
-        <w:lvlJc w:val="left"/>
-        <w:pPr>
-          <w:tabs>
-            <w:tab w:val="left" w:pos="720"/>
-            <w:tab w:val="num" w:pos="2160"/>
-          </w:tabs>
-          <w:ind w:left="2476" w:hanging="786"/>
-        </w:pPr>
-        <w:rPr>
-          <w:rFonts w:hAnsi="Arial Unicode MS"/>
-          <w:caps w:val="0"/>
-          <w:smallCaps w:val="0"/>
-          <w:strike w:val="0"/>
-          <w:dstrike w:val="0"/>
-          <w:outline w:val="0"/>
-          <w:emboss w:val="0"/>
-          <w:imprint w:val="0"/>
-          <w:spacing w:val="0"/>
-          <w:w w:val="100"/>
-          <w:kern w:val="0"/>
-          <w:position w:val="0"/>
-          <w:highlight w:val="none"/>
-          <w:vertAlign w:val="baseline"/>
-        </w:rPr>
-      </w:lvl>
-    </w:lvlOverride>
-    <w:lvlOverride w:ilvl="3">
-      <w:lvl w:ilvl="3">
-        <w:start w:val="1"/>
-        <w:numFmt w:val="decimal"/>
-        <w:suff w:val="tab"/>
-        <w:lvlText w:val="%4."/>
-        <w:lvlJc w:val="left"/>
-        <w:pPr>
-          <w:tabs>
-            <w:tab w:val="left" w:pos="720"/>
-            <w:tab w:val="num" w:pos="2880"/>
-          </w:tabs>
-          <w:ind w:left="3196" w:hanging="676"/>
-        </w:pPr>
-        <w:rPr>
-          <w:rFonts w:hAnsi="Arial Unicode MS"/>
-          <w:caps w:val="0"/>
-          <w:smallCaps w:val="0"/>
-          <w:strike w:val="0"/>
-          <w:dstrike w:val="0"/>
-          <w:outline w:val="0"/>
-          <w:emboss w:val="0"/>
-          <w:imprint w:val="0"/>
-          <w:spacing w:val="0"/>
-          <w:w w:val="100"/>
-          <w:kern w:val="0"/>
-          <w:position w:val="0"/>
-          <w:highlight w:val="none"/>
-          <w:vertAlign w:val="baseline"/>
-        </w:rPr>
-      </w:lvl>
-    </w:lvlOverride>
-    <w:lvlOverride w:ilvl="4">
-      <w:lvl w:ilvl="4">
-        <w:start w:val="1"/>
-        <w:numFmt w:val="lowerLetter"/>
-        <w:suff w:val="tab"/>
-        <w:lvlText w:val="%5."/>
-        <w:lvlJc w:val="left"/>
-        <w:pPr>
-          <w:tabs>
-            <w:tab w:val="left" w:pos="720"/>
-            <w:tab w:val="num" w:pos="3600"/>
-          </w:tabs>
-          <w:ind w:left="3916" w:hanging="676"/>
-        </w:pPr>
-        <w:rPr>
-          <w:rFonts w:hAnsi="Arial Unicode MS"/>
-          <w:caps w:val="0"/>
-          <w:smallCaps w:val="0"/>
-          <w:strike w:val="0"/>
-          <w:dstrike w:val="0"/>
-          <w:outline w:val="0"/>
-          <w:emboss w:val="0"/>
-          <w:imprint w:val="0"/>
-          <w:spacing w:val="0"/>
-          <w:w w:val="100"/>
-          <w:kern w:val="0"/>
-          <w:position w:val="0"/>
-          <w:highlight w:val="none"/>
-          <w:vertAlign w:val="baseline"/>
-        </w:rPr>
-      </w:lvl>
-    </w:lvlOverride>
-    <w:lvlOverride w:ilvl="5">
-      <w:lvl w:ilvl="5">
-        <w:start w:val="1"/>
-        <w:numFmt w:val="lowerRoman"/>
-        <w:suff w:val="tab"/>
-        <w:lvlText w:val="%6."/>
-        <w:lvlJc w:val="left"/>
-        <w:pPr>
-          <w:tabs>
-            <w:tab w:val="left" w:pos="720"/>
-            <w:tab w:val="num" w:pos="4320"/>
-          </w:tabs>
-          <w:ind w:left="4636" w:hanging="786"/>
-        </w:pPr>
-        <w:rPr>
-          <w:rFonts w:hAnsi="Arial Unicode MS"/>
-          <w:caps w:val="0"/>
-          <w:smallCaps w:val="0"/>
-          <w:strike w:val="0"/>
-          <w:dstrike w:val="0"/>
-          <w:outline w:val="0"/>
-          <w:emboss w:val="0"/>
-          <w:imprint w:val="0"/>
-          <w:spacing w:val="0"/>
-          <w:w w:val="100"/>
-          <w:kern w:val="0"/>
-          <w:position w:val="0"/>
-          <w:highlight w:val="none"/>
-          <w:vertAlign w:val="baseline"/>
-        </w:rPr>
-      </w:lvl>
-    </w:lvlOverride>
-    <w:lvlOverride w:ilvl="6">
-      <w:lvl w:ilvl="6">
-        <w:start w:val="1"/>
-        <w:numFmt w:val="decimal"/>
-        <w:suff w:val="tab"/>
-        <w:lvlText w:val="%7."/>
-        <w:lvlJc w:val="left"/>
-        <w:pPr>
-          <w:tabs>
-            <w:tab w:val="left" w:pos="720"/>
-            <w:tab w:val="num" w:pos="5040"/>
-          </w:tabs>
-          <w:ind w:left="5356" w:hanging="676"/>
-        </w:pPr>
-        <w:rPr>
-          <w:rFonts w:hAnsi="Arial Unicode MS"/>
-          <w:caps w:val="0"/>
-          <w:smallCaps w:val="0"/>
-          <w:strike w:val="0"/>
-          <w:dstrike w:val="0"/>
-          <w:outline w:val="0"/>
-          <w:emboss w:val="0"/>
-          <w:imprint w:val="0"/>
-          <w:spacing w:val="0"/>
-          <w:w w:val="100"/>
-          <w:kern w:val="0"/>
-          <w:position w:val="0"/>
-          <w:highlight w:val="none"/>
-          <w:vertAlign w:val="baseline"/>
-        </w:rPr>
-      </w:lvl>
-    </w:lvlOverride>
-    <w:lvlOverride w:ilvl="7">
-      <w:lvl w:ilvl="7">
-        <w:start w:val="1"/>
-        <w:numFmt w:val="lowerLetter"/>
-        <w:suff w:val="tab"/>
-        <w:lvlText w:val="%8."/>
-        <w:lvlJc w:val="left"/>
-        <w:pPr>
-          <w:tabs>
-            <w:tab w:val="left" w:pos="720"/>
-            <w:tab w:val="num" w:pos="5760"/>
-          </w:tabs>
-          <w:ind w:left="6076" w:hanging="676"/>
-        </w:pPr>
-        <w:rPr>
-          <w:rFonts w:hAnsi="Arial Unicode MS"/>
-          <w:caps w:val="0"/>
-          <w:smallCaps w:val="0"/>
-          <w:strike w:val="0"/>
-          <w:dstrike w:val="0"/>
-          <w:outline w:val="0"/>
-          <w:emboss w:val="0"/>
-          <w:imprint w:val="0"/>
-          <w:spacing w:val="0"/>
-          <w:w w:val="100"/>
-          <w:kern w:val="0"/>
-          <w:position w:val="0"/>
-          <w:highlight w:val="none"/>
-          <w:vertAlign w:val="baseline"/>
-        </w:rPr>
-      </w:lvl>
-    </w:lvlOverride>
-    <w:lvlOverride w:ilvl="8">
-      <w:lvl w:ilvl="8">
-        <w:start w:val="1"/>
-        <w:numFmt w:val="lowerRoman"/>
-        <w:suff w:val="tab"/>
-        <w:lvlText w:val="%9."/>
-        <w:lvlJc w:val="left"/>
-        <w:pPr>
-          <w:tabs>
-            <w:tab w:val="left" w:pos="720"/>
-            <w:tab w:val="num" w:pos="6480"/>
-          </w:tabs>
-          <w:ind w:left="6796" w:hanging="786"/>
-        </w:pPr>
-        <w:rPr>
-          <w:rFonts w:hAnsi="Arial Unicode MS"/>
-          <w:caps w:val="0"/>
-          <w:smallCaps w:val="0"/>
-          <w:strike w:val="0"/>
-          <w:dstrike w:val="0"/>
-          <w:outline w:val="0"/>
-          <w:emboss w:val="0"/>
-          <w:imprint w:val="0"/>
-          <w:spacing w:val="0"/>
-          <w:w w:val="100"/>
-          <w:kern w:val="0"/>
-          <w:position w:val="0"/>
-          <w:highlight w:val="none"/>
-          <w:vertAlign w:val="baseline"/>
-        </w:rPr>
-      </w:lvl>
-    </w:lvlOverride>
-  </w:num>
-  <w:num w:numId="5">
-    <w:abstractNumId w:val="0"/>
-    <w:lvlOverride w:ilvl="0">
-      <w:startOverride w:val="2"/>
-      <w:lvl w:ilvl="0">
-        <w:start w:val="2"/>
-        <w:numFmt w:val="decimal"/>
-        <w:suff w:val="tab"/>
-        <w:lvlText w:val="%1."/>
-        <w:lvlJc w:val="left"/>
-        <w:pPr>
-          <w:tabs>
-            <w:tab w:val="num" w:pos="720"/>
-          </w:tabs>
-          <w:ind w:left="928" w:hanging="568"/>
-        </w:pPr>
-        <w:rPr>
-          <w:rFonts w:hAnsi="Arial Unicode MS"/>
-          <w:caps w:val="0"/>
-          <w:smallCaps w:val="0"/>
-          <w:strike w:val="0"/>
-          <w:dstrike w:val="0"/>
-          <w:outline w:val="0"/>
-          <w:emboss w:val="0"/>
-          <w:imprint w:val="0"/>
-          <w:spacing w:val="0"/>
-          <w:w w:val="100"/>
-          <w:kern w:val="0"/>
-          <w:position w:val="0"/>
-          <w:highlight w:val="none"/>
-          <w:vertAlign w:val="baseline"/>
-        </w:rPr>
-      </w:lvl>
-    </w:lvlOverride>
-    <w:lvlOverride w:ilvl="1">
-      <w:lvl w:ilvl="1">
-        <w:start w:val="1"/>
-        <w:numFmt w:val="lowerLetter"/>
-        <w:suff w:val="tab"/>
-        <w:lvlText w:val="%2."/>
-        <w:lvlJc w:val="left"/>
-        <w:pPr>
-          <w:tabs>
-            <w:tab w:val="left" w:pos="720"/>
-            <w:tab w:val="num" w:pos="1440"/>
-          </w:tabs>
-          <w:ind w:left="1648" w:hanging="568"/>
-        </w:pPr>
-        <w:rPr>
-          <w:rFonts w:hAnsi="Arial Unicode MS"/>
-          <w:caps w:val="0"/>
-          <w:smallCaps w:val="0"/>
-          <w:strike w:val="0"/>
-          <w:dstrike w:val="0"/>
-          <w:outline w:val="0"/>
-          <w:emboss w:val="0"/>
-          <w:imprint w:val="0"/>
-          <w:spacing w:val="0"/>
-          <w:w w:val="100"/>
-          <w:kern w:val="0"/>
-          <w:position w:val="0"/>
-          <w:highlight w:val="none"/>
-          <w:vertAlign w:val="baseline"/>
-        </w:rPr>
-      </w:lvl>
-    </w:lvlOverride>
-    <w:lvlOverride w:ilvl="2">
-      <w:lvl w:ilvl="2">
-        <w:start w:val="1"/>
-        <w:numFmt w:val="lowerRoman"/>
-        <w:suff w:val="tab"/>
-        <w:lvlText w:val="%3."/>
-        <w:lvlJc w:val="left"/>
-        <w:pPr>
-          <w:tabs>
-            <w:tab w:val="left" w:pos="720"/>
-            <w:tab w:val="num" w:pos="2160"/>
-          </w:tabs>
-          <w:ind w:left="2368" w:hanging="678"/>
-        </w:pPr>
-        <w:rPr>
-          <w:rFonts w:hAnsi="Arial Unicode MS"/>
-          <w:caps w:val="0"/>
-          <w:smallCaps w:val="0"/>
-          <w:strike w:val="0"/>
-          <w:dstrike w:val="0"/>
-          <w:outline w:val="0"/>
-          <w:emboss w:val="0"/>
-          <w:imprint w:val="0"/>
-          <w:spacing w:val="0"/>
-          <w:w w:val="100"/>
-          <w:kern w:val="0"/>
-          <w:position w:val="0"/>
-          <w:highlight w:val="none"/>
-          <w:vertAlign w:val="baseline"/>
-        </w:rPr>
-      </w:lvl>
-    </w:lvlOverride>
-    <w:lvlOverride w:ilvl="3">
-      <w:lvl w:ilvl="3">
-        <w:start w:val="1"/>
-        <w:numFmt w:val="decimal"/>
-        <w:suff w:val="tab"/>
-        <w:lvlText w:val="%4."/>
-        <w:lvlJc w:val="left"/>
-        <w:pPr>
-          <w:tabs>
-            <w:tab w:val="left" w:pos="720"/>
-            <w:tab w:val="num" w:pos="2880"/>
-          </w:tabs>
-          <w:ind w:left="3088" w:hanging="568"/>
-        </w:pPr>
-        <w:rPr>
-          <w:rFonts w:hAnsi="Arial Unicode MS"/>
-          <w:caps w:val="0"/>
-          <w:smallCaps w:val="0"/>
-          <w:strike w:val="0"/>
-          <w:dstrike w:val="0"/>
-          <w:outline w:val="0"/>
-          <w:emboss w:val="0"/>
-          <w:imprint w:val="0"/>
-          <w:spacing w:val="0"/>
-          <w:w w:val="100"/>
-          <w:kern w:val="0"/>
-          <w:position w:val="0"/>
-          <w:highlight w:val="none"/>
-          <w:vertAlign w:val="baseline"/>
-        </w:rPr>
-      </w:lvl>
-    </w:lvlOverride>
-    <w:lvlOverride w:ilvl="4">
-      <w:lvl w:ilvl="4">
-        <w:start w:val="1"/>
-        <w:numFmt w:val="lowerLetter"/>
-        <w:suff w:val="tab"/>
-        <w:lvlText w:val="%5."/>
-        <w:lvlJc w:val="left"/>
-        <w:pPr>
-          <w:tabs>
-            <w:tab w:val="left" w:pos="720"/>
-            <w:tab w:val="num" w:pos="3600"/>
-          </w:tabs>
-          <w:ind w:left="3808" w:hanging="568"/>
-        </w:pPr>
-        <w:rPr>
-          <w:rFonts w:hAnsi="Arial Unicode MS"/>
-          <w:caps w:val="0"/>
-          <w:smallCaps w:val="0"/>
-          <w:strike w:val="0"/>
-          <w:dstrike w:val="0"/>
-          <w:outline w:val="0"/>
-          <w:emboss w:val="0"/>
-          <w:imprint w:val="0"/>
-          <w:spacing w:val="0"/>
-          <w:w w:val="100"/>
-          <w:kern w:val="0"/>
-          <w:position w:val="0"/>
-          <w:highlight w:val="none"/>
-          <w:vertAlign w:val="baseline"/>
-        </w:rPr>
-      </w:lvl>
-    </w:lvlOverride>
-    <w:lvlOverride w:ilvl="5">
-      <w:lvl w:ilvl="5">
-        <w:start w:val="1"/>
-        <w:numFmt w:val="lowerRoman"/>
-        <w:suff w:val="tab"/>
-        <w:lvlText w:val="%6."/>
-        <w:lvlJc w:val="left"/>
-        <w:pPr>
-          <w:tabs>
-            <w:tab w:val="left" w:pos="720"/>
-            <w:tab w:val="num" w:pos="4320"/>
-          </w:tabs>
-          <w:ind w:left="4528" w:hanging="678"/>
-        </w:pPr>
-        <w:rPr>
-          <w:rFonts w:hAnsi="Arial Unicode MS"/>
-          <w:caps w:val="0"/>
-          <w:smallCaps w:val="0"/>
-          <w:strike w:val="0"/>
-          <w:dstrike w:val="0"/>
-          <w:outline w:val="0"/>
-          <w:emboss w:val="0"/>
-          <w:imprint w:val="0"/>
-          <w:spacing w:val="0"/>
-          <w:w w:val="100"/>
-          <w:kern w:val="0"/>
-          <w:position w:val="0"/>
-          <w:highlight w:val="none"/>
-          <w:vertAlign w:val="baseline"/>
-        </w:rPr>
-      </w:lvl>
-    </w:lvlOverride>
-    <w:lvlOverride w:ilvl="6">
-      <w:lvl w:ilvl="6">
-        <w:start w:val="1"/>
-        <w:numFmt w:val="decimal"/>
-        <w:suff w:val="tab"/>
-        <w:lvlText w:val="%7."/>
-        <w:lvlJc w:val="left"/>
-        <w:pPr>
-          <w:tabs>
-            <w:tab w:val="left" w:pos="720"/>
-            <w:tab w:val="num" w:pos="5040"/>
-          </w:tabs>
-          <w:ind w:left="5248" w:hanging="568"/>
-        </w:pPr>
-        <w:rPr>
-          <w:rFonts w:hAnsi="Arial Unicode MS"/>
-          <w:caps w:val="0"/>
-          <w:smallCaps w:val="0"/>
-          <w:strike w:val="0"/>
-          <w:dstrike w:val="0"/>
-          <w:outline w:val="0"/>
-          <w:emboss w:val="0"/>
-          <w:imprint w:val="0"/>
-          <w:spacing w:val="0"/>
-          <w:w w:val="100"/>
-          <w:kern w:val="0"/>
-          <w:position w:val="0"/>
-          <w:highlight w:val="none"/>
-          <w:vertAlign w:val="baseline"/>
-        </w:rPr>
-      </w:lvl>
-    </w:lvlOverride>
-    <w:lvlOverride w:ilvl="7">
-      <w:lvl w:ilvl="7">
-        <w:start w:val="1"/>
-        <w:numFmt w:val="lowerLetter"/>
-        <w:suff w:val="tab"/>
-        <w:lvlText w:val="%8."/>
-        <w:lvlJc w:val="left"/>
-        <w:pPr>
-          <w:tabs>
-            <w:tab w:val="left" w:pos="720"/>
-            <w:tab w:val="num" w:pos="5760"/>
-          </w:tabs>
-          <w:ind w:left="5968" w:hanging="568"/>
-        </w:pPr>
-        <w:rPr>
-          <w:rFonts w:hAnsi="Arial Unicode MS"/>
-          <w:caps w:val="0"/>
-          <w:smallCaps w:val="0"/>
-          <w:strike w:val="0"/>
-          <w:dstrike w:val="0"/>
-          <w:outline w:val="0"/>
-          <w:emboss w:val="0"/>
-          <w:imprint w:val="0"/>
-          <w:spacing w:val="0"/>
-          <w:w w:val="100"/>
-          <w:kern w:val="0"/>
-          <w:position w:val="0"/>
-          <w:highlight w:val="none"/>
-          <w:vertAlign w:val="baseline"/>
-        </w:rPr>
-      </w:lvl>
-    </w:lvlOverride>
-    <w:lvlOverride w:ilvl="8">
-      <w:lvl w:ilvl="8">
-        <w:start w:val="1"/>
-        <w:numFmt w:val="lowerRoman"/>
-        <w:suff w:val="tab"/>
-        <w:lvlText w:val="%9."/>
-        <w:lvlJc w:val="left"/>
-        <w:pPr>
-          <w:tabs>
-            <w:tab w:val="left" w:pos="720"/>
-            <w:tab w:val="num" w:pos="6480"/>
-          </w:tabs>
-          <w:ind w:left="6688" w:hanging="678"/>
-        </w:pPr>
-        <w:rPr>
-          <w:rFonts w:hAnsi="Arial Unicode MS"/>
-          <w:caps w:val="0"/>
-          <w:smallCaps w:val="0"/>
-          <w:strike w:val="0"/>
-          <w:dstrike w:val="0"/>
-          <w:outline w:val="0"/>
-          <w:emboss w:val="0"/>
-          <w:imprint w:val="0"/>
-          <w:spacing w:val="0"/>
-          <w:w w:val="100"/>
-          <w:kern w:val="0"/>
-          <w:position w:val="0"/>
-          <w:highlight w:val="none"/>
-          <w:vertAlign w:val="baseline"/>
-        </w:rPr>
-      </w:lvl>
-    </w:lvlOverride>
-  </w:num>
-  <w:num w:numId="6">
     <w:abstractNumId w:val="0"/>
     <w:lvlOverride w:ilvl="0">
       <w:startOverride w:val="2"/>
